--- a/output/docx/fr/BUFRCREX_TableB_fr_05.docx
+++ b/output/docx/fr/BUFRCREX_TableB_fr_05.docx
@@ -2553,7 +2553,7 @@
                 <w:b w:val="0"/>
                 <w:sz w:val="16"/>
               </w:rPr>
-              <w:t>Note 184: Le décalage Y est la distance entre l’origine de la projection et le coin supérieur gauche du pixel le plus en haut à gauche d’une carte, comme l’illustre le schéma ci-dessous: Pixel du coin supérieur gauche Décalage Y Décalage X Origine de la projection / / / / / -11 / /</w:t>
+              <w:t>Note B184: Le décalage Y est la distance entre l’origine de la projection et le coin supérieur gauche du pixel le plus en haut à gauche d’une carte, comme l’illustre le schéma ci-dessous: Pixel du coin supérieur gauche Décalage Y Décalage X Origine de la projection / / / / / -11 / /</w:t>
             </w:r>
           </w:p>
         </w:tc>
@@ -7559,7 +7559,7 @@
           <w:i/>
           <w:sz w:val="14"/>
         </w:rPr>
-        <w:t>Note 32: La direction ou l’azimut ne sont utilisés que par rapport à une position donnée; ils n’ont pas pour objet de définir à nouveau cette position.</w:t>
+        <w:t>Note B32: La direction ou l’azimut ne sont utilisés que par rapport à une position donnée; ils n’ont pas pour objet de définir à nouveau cette position.</w:t>
       </w:r>
     </w:p>
     <w:p>
@@ -7569,7 +7569,7 @@
           <w:i/>
           <w:sz w:val="14"/>
         </w:rPr>
-        <w:t>Note 110: Les incréments dans le sens nord–sud sont indiqués par des valeurs négatives.</w:t>
+        <w:t>Note B110: Les incréments dans le sens nord–sud sont indiqués par des valeurs négatives.</w:t>
       </w:r>
     </w:p>
     <w:p>
@@ -7579,7 +7579,7 @@
           <w:i/>
           <w:sz w:val="14"/>
         </w:rPr>
-        <w:t>Note 122: On attribue aux latitudes sud des valeurs négatives.</w:t>
+        <w:t>Note B122: On attribue aux latitudes sud des valeurs négatives.</w:t>
       </w:r>
     </w:p>
     <w:p>
@@ -7589,7 +7589,7 @@
           <w:i/>
           <w:sz w:val="14"/>
         </w:rPr>
-        <w:t>Note 163: Les valeurs de la latitude et de l’incrément de latitude se situent dans les limites de la plage allant de –90 degrés à +90 degrés.</w:t>
+        <w:t>Note B163: Les valeurs de la latitude et de l’incrément de latitude se situent dans les limites de la plage allant de –90 degrés à +90 degrés.</w:t>
       </w:r>
     </w:p>
     <w:sectPr>
